--- a/word_reports/LP_0017_위치_318_Various Artists_New Pops .docx
+++ b/word_reports/LP_0017_위치_318_Various Artists_New Pops .docx
@@ -4,7 +4,7 @@
   <w:body>
     <w:p>
       <w:pPr>
-        <w:spacing w:after="280"/>
+        <w:spacing w:after="80"/>
       </w:pPr>
       <w:r>
         <w:rPr w:rFonts="맑은 고딕">
@@ -13,94 +13,47 @@
           <w:color w:val="1E3A8A"/>
           <w:sz w:val="30"/>
         </w:rPr>
-        <w:t>[318] Various Artists - New Pops Album Vol. 8</w:t>
+        <w:t>Various Artists - New Pops Album Vol. 8</w:t>
       </w:r>
     </w:p>
     <w:p>
       <w:pPr>
-        <w:spacing w:after="320"/>
+        <w:spacing w:after="240"/>
       </w:pPr>
       <w:r>
         <w:rPr w:rFonts="맑은 고딕">
           <w:rFonts w:ascii="맑은 고딕" w:hAnsi="맑은 고딕" w:eastAsia="맑은 고딕"/>
           <w:b/>
-          <w:sz w:val="20"/>
+          <w:color w:val="4B5563"/>
+          <w:sz w:val="22"/>
         </w:rPr>
-        <w:t>■ 위치 : 318</w:t>
-        <w:br/>
-      </w:r>
-      <w:r>
-        <w:rPr w:rFonts="맑은 고딕">
-          <w:rFonts w:ascii="맑은 고딕" w:hAnsi="맑은 고딕" w:eastAsia="맑은 고딕"/>
-          <w:b/>
-          <w:sz w:val="20"/>
-        </w:rPr>
-        <w:t>■ 아티스트 : Various Artists</w:t>
-        <w:br/>
-      </w:r>
-      <w:r>
-        <w:rPr w:rFonts="맑은 고딕">
-          <w:rFonts w:ascii="맑은 고딕" w:hAnsi="맑은 고딕" w:eastAsia="맑은 고딕"/>
-          <w:b/>
-          <w:sz w:val="20"/>
-        </w:rPr>
-        <w:t>■ 앨범명 : New Pops Album Vol. 8</w:t>
-        <w:br/>
-      </w:r>
-      <w:r>
-        <w:rPr w:rFonts="맑은 고딕">
-          <w:rFonts w:ascii="맑은 고딕" w:hAnsi="맑은 고딕" w:eastAsia="맑은 고딕"/>
-          <w:b w:val="0"/>
-          <w:sz w:val="20"/>
-        </w:rPr>
-        <w:t>■ 음반 레이블 : ** 성음제작소 (Sung Eum Records / Phonogram)</w:t>
-        <w:br/>
-      </w:r>
-      <w:r>
-        <w:rPr w:rFonts="맑은 고딕">
-          <w:rFonts w:ascii="맑은 고딕" w:hAnsi="맑은 고딕" w:eastAsia="맑은 고딕"/>
-          <w:b w:val="0"/>
-          <w:sz w:val="20"/>
-        </w:rPr>
-        <w:t>■ 발매년도 : ** 1979</w:t>
-        <w:br/>
-      </w:r>
-      <w:r>
-        <w:rPr w:rFonts="맑은 고딕">
-          <w:rFonts w:ascii="맑은 고딕" w:hAnsi="맑은 고딕" w:eastAsia="맑은 고딕"/>
-          <w:b w:val="0"/>
-          <w:sz w:val="20"/>
-        </w:rPr>
-        <w:t>■ 장르 : ** 팝, 소프트 록, 디스코 (Pop, Soft Rock, Disco)</w:t>
-        <w:br/>
-      </w:r>
-      <w:r>
-        <w:rPr w:rFonts="맑은 고딕">
-          <w:rFonts w:ascii="맑은 고딕" w:hAnsi="맑은 고딕" w:eastAsia="맑은 고딕"/>
-          <w:b w:val="0"/>
-          <w:sz w:val="20"/>
-        </w:rPr>
-        <w:t>■ 주요 수록곡 : **</w:t>
-        <w:br/>
+        <w:t>위치 :  318</w:t>
       </w:r>
     </w:p>
     <w:p>
       <w:pPr>
-        <w:spacing w:after="160"/>
+        <w:spacing w:line="324" w:lineRule="auto" w:before="80" w:after="160"/>
       </w:pPr>
       <w:r>
         <w:rPr w:rFonts="맑은 고딕">
           <w:rFonts w:ascii="맑은 고딕" w:hAnsi="맑은 고딕" w:eastAsia="맑은 고딕"/>
           <w:b/>
           <w:color w:val="1F2937"/>
-          <w:sz w:val="24"/>
+          <w:sz w:val="22"/>
         </w:rPr>
-        <w:t>■ 음반 해설 및 감상 가이드</w:t>
+        <w:t xml:space="preserve">[음반 소개] </w:t>
+      </w:r>
+      <w:r>
+        <w:rPr w:rFonts="맑은 고딕">
+          <w:rFonts w:ascii="맑은 고딕" w:hAnsi="맑은 고딕" w:eastAsia="맑은 고딕"/>
+          <w:b w:val="0"/>
+          <w:sz w:val="21"/>
+        </w:rPr>
       </w:r>
     </w:p>
     <w:p>
       <w:pPr>
-        <w:spacing w:line="312" w:lineRule="auto" w:after="120"/>
+        <w:spacing w:line="324" w:lineRule="auto" w:after="120"/>
       </w:pPr>
       <w:r>
         <w:rPr w:rFonts="맑은 고딕">
@@ -108,64 +61,516 @@
           <w:b w:val="0"/>
           <w:sz w:val="21"/>
         </w:rPr>
-        <w:t>**</w:t>
+        <w:t>한 시대를 풍미했던 팝 음악의 찬란한 숨결을 한 장의 바이닐에 오롯이 담아낸 이 음반은, 국경과 언어의 장벽을 넘어 아련한 향수와 낭만을 속삭이는 타임캡슐과도 같습니다. 당시 라디오 다이얼 너머로 아스라이 울려 퍼지던 세기의 멜로디들이 정교한 큐레이션을 거쳐 턴테이블 위에서 다시금 유려하게 피어납니다. 격변의 계절을 지나온 청춘들에게는 따스한 영혼의 쉼터였으며, 오늘날의 음악 애호가들에게는 아날로그 시대가 지닌 순수한 예술적 감흥을 되살려 주는 고귀한 기록 유산입니다.</w:t>
       </w:r>
     </w:p>
     <w:p>
       <w:pPr>
-        <w:spacing w:line="312" w:lineRule="auto" w:after="120"/>
+        <w:spacing w:line="324" w:lineRule="auto" w:before="200" w:after="80"/>
       </w:pPr>
+      <w:r>
+        <w:rPr w:rFonts="맑은 고딕">
+          <w:rFonts w:ascii="맑은 고딕" w:hAnsi="맑은 고딕" w:eastAsia="맑은 고딕"/>
+          <w:b/>
+          <w:color w:val="1E3A8A"/>
+          <w:sz w:val="24"/>
+        </w:rPr>
+        <w:t>1. 음반 데이터</w:t>
+      </w:r>
+    </w:p>
+    <w:p>
+      <w:pPr>
+        <w:spacing w:line="324" w:lineRule="auto" w:after="80"/>
+      </w:pPr>
+      <w:r>
+        <w:rPr w:rFonts="맑은 고딕">
+          <w:rFonts w:ascii="맑은 고딕" w:hAnsi="맑은 고딕" w:eastAsia="맑은 고딕"/>
+          <w:b w:val="0"/>
+          <w:color w:val="6B7280"/>
+          <w:sz w:val="21"/>
+        </w:rPr>
+        <w:t xml:space="preserve">· </w:t>
+      </w:r>
+      <w:r>
+        <w:rPr w:rFonts="맑은 고딕">
+          <w:rFonts w:ascii="맑은 고딕" w:hAnsi="맑은 고딕" w:eastAsia="맑은 고딕"/>
+          <w:b/>
+          <w:color w:val="1F2937"/>
+          <w:sz w:val="21"/>
+        </w:rPr>
+        <w:t xml:space="preserve">앨범명: </w:t>
+      </w:r>
       <w:r>
         <w:rPr w:rFonts="맑은 고딕">
           <w:rFonts w:ascii="맑은 고딕" w:hAnsi="맑은 고딕" w:eastAsia="맑은 고딕"/>
           <w:b w:val="0"/>
           <w:sz w:val="21"/>
         </w:rPr>
-        <w:t>1970년대 후반, LP 음반을 통해 해외 최신 음악을 접하던 시절 『New Pops Album』 시리즈는 한국 음반 시장에서 세계적인 팝 트렌드를 가장 빠르게 소개해 주던 독보적인 컴필레이션 브랜드였습니다. 그중에서도 8번째 볼륨인 본 앨범은 1970년대 말 글로벌 음악 신(Scene)을 뜨겁게 달군 세계적인 거장들의 히트곡들을 정교하게 큐레이션하여 담아낸 명반입니다. 당시 국내 음악 팬들에게는 시대를 관통하는 감성적인 휴식과 고품격 대중음악의 정수를 경험하게 해 준 문화적 교량 역할을 담당하였습니다.</w:t>
+        <w:t>New Pops Album Vol. 8</w:t>
       </w:r>
     </w:p>
     <w:p>
       <w:pPr>
-        <w:spacing w:line="312" w:lineRule="auto" w:after="120"/>
+        <w:spacing w:line="324" w:lineRule="auto" w:after="80"/>
       </w:pPr>
+      <w:r>
+        <w:rPr w:rFonts="맑은 고딕">
+          <w:rFonts w:ascii="맑은 고딕" w:hAnsi="맑은 고딕" w:eastAsia="맑은 고딕"/>
+          <w:b w:val="0"/>
+          <w:color w:val="6B7280"/>
+          <w:sz w:val="21"/>
+        </w:rPr>
+        <w:t xml:space="preserve">· </w:t>
+      </w:r>
+      <w:r>
+        <w:rPr w:rFonts="맑은 고딕">
+          <w:rFonts w:ascii="맑은 고딕" w:hAnsi="맑은 고딕" w:eastAsia="맑은 고딕"/>
+          <w:b/>
+          <w:color w:val="1F2937"/>
+          <w:sz w:val="21"/>
+        </w:rPr>
+        <w:t xml:space="preserve">아티스트: </w:t>
+      </w:r>
       <w:r>
         <w:rPr w:rFonts="맑은 고딕">
           <w:rFonts w:ascii="맑은 고딕" w:hAnsi="맑은 고딕" w:eastAsia="맑은 고딕"/>
           <w:b w:val="0"/>
           <w:sz w:val="21"/>
         </w:rPr>
-        <w:t>본 음반은 70년대 디스코 열풍의 화려함과 소프트 록 및 팝 발라드의 서정성이 완벽한 조화를 이루고 있습니다. 아바(ABBA)의 서정적이면서도 웅장한 멜로디가 돋보이는 'Chiquitita'부터, 비지스(Bee Gees) 특유의 감미로운 가성 어레인지가 빛나는 'Too Much Heaven', 그리고 빌리 조엘(Billy Joel)의 지성적이고 진솔한 내면을 담은 'Honesty'에 이르기까지, 당대 빌보드 차트와 세계 음악계를 지배했던 최고 수준의 작곡 기법과 편곡미를 한자리에서 감상할 수 있습니다.</w:t>
+        <w:t>Various Artists</w:t>
       </w:r>
     </w:p>
     <w:p>
       <w:pPr>
-        <w:spacing w:line="312" w:lineRule="auto" w:after="120"/>
+        <w:spacing w:line="324" w:lineRule="auto" w:after="80"/>
       </w:pPr>
+      <w:r>
+        <w:rPr w:rFonts="맑은 고딕">
+          <w:rFonts w:ascii="맑은 고딕" w:hAnsi="맑은 고딕" w:eastAsia="맑은 고딕"/>
+          <w:b w:val="0"/>
+          <w:color w:val="6B7280"/>
+          <w:sz w:val="21"/>
+        </w:rPr>
+        <w:t xml:space="preserve">· </w:t>
+      </w:r>
+      <w:r>
+        <w:rPr w:rFonts="맑은 고딕">
+          <w:rFonts w:ascii="맑은 고딕" w:hAnsi="맑은 고딕" w:eastAsia="맑은 고딕"/>
+          <w:b/>
+          <w:color w:val="1F2937"/>
+          <w:sz w:val="21"/>
+        </w:rPr>
+        <w:t xml:space="preserve">발매 정보: </w:t>
+      </w:r>
       <w:r>
         <w:rPr w:rFonts="맑은 고딕">
           <w:rFonts w:ascii="맑은 고딕" w:hAnsi="맑은 고딕" w:eastAsia="맑은 고딕"/>
           <w:b w:val="0"/>
           <w:sz w:val="21"/>
         </w:rPr>
-        <w:t>음악적 연주와 보컬의 측면에서도 이 음반은 아날로그 녹음 기술의 황금기라 불리던 시절의 따뜻하고 풍부한 사운드 스펙트럼을 자랑합니다. 어쿠스틱 피아노와 스트링 세션이 자아내는 고풍스러운 울림, 디스코 및 펑크(Funk) 리듬이 선사하는 정교한 리듬 섹션, 그리고 각 아티스트들의 독창적인 보컬 하모니는 LP 음반 특유의 그루브와 어우러져 깊은 입체감을 선사합니다. 특히 플레이어의 바늘이 도는 동안 느껴지는 미세한 잔향은 듣는 이에게 깊은 감동을 안겨줍니다.</w:t>
+        <w:t>1970~80년대 한국 음악 시장의 찬란한 개화기 속에서 국내 유수의 라이선스 음반사를 통해 기획·발매된 전설적인 옴니버스 팝 시리즈로, 당시 세계 팝 음악계의 정상을 수놓던 명곡들을 엄선하여 국내 애호가들에게 소개하기 위해 정성스럽게 직조된 역사적 편집반입니다.</w:t>
       </w:r>
     </w:p>
     <w:p>
       <w:pPr>
-        <w:spacing w:line="312" w:lineRule="auto" w:after="120"/>
+        <w:spacing w:line="324" w:lineRule="auto" w:after="80"/>
       </w:pPr>
+      <w:r>
+        <w:rPr w:rFonts="맑은 고딕">
+          <w:rFonts w:ascii="맑은 고딕" w:hAnsi="맑은 고딕" w:eastAsia="맑은 고딕"/>
+          <w:b w:val="0"/>
+          <w:color w:val="6B7280"/>
+          <w:sz w:val="21"/>
+        </w:rPr>
+        <w:t xml:space="preserve">· </w:t>
+      </w:r>
+      <w:r>
+        <w:rPr w:rFonts="맑은 고딕">
+          <w:rFonts w:ascii="맑은 고딕" w:hAnsi="맑은 고딕" w:eastAsia="맑은 고딕"/>
+          <w:b/>
+          <w:color w:val="1F2937"/>
+          <w:sz w:val="21"/>
+        </w:rPr>
+        <w:t xml:space="preserve">LP 인기도(판매량): </w:t>
+      </w:r>
       <w:r>
         <w:rPr w:rFonts="맑은 고딕">
           <w:rFonts w:ascii="맑은 고딕" w:hAnsi="맑은 고딕" w:eastAsia="맑은 고딕"/>
           <w:b w:val="0"/>
           <w:sz w:val="21"/>
         </w:rPr>
-        <w:t>오늘날 『New Pops Album Vol. 8』은 단순한 추억의 팝 모음집을 넘어, 20세기 후반 대중음악사의 가장 빛나던 순간을 턴테이블 위에서 오롯이 재생해 내는 귀중한 음악적 유산입니다. 정교하게 배열된 트랙 리스트를 따라 흘러가는 사운드의 흐름에 몸을 맡기다 보면, 70년대 말의 낭만적인 밤과 청춘의 서사가 격조 높은 아날로그 질감으로 선명하게 펼쳐질 것입니다.</w:t>
+        <w:t>발매 당시 레코드점 진열대의 가장 눈에 띄는 자리를 차지하며 대중적인 폭발적 인기를 누렸고, 심야 라디오 프로그램의 단골 신청곡들과 맞물려 수많은 가정과 음악다방의 턴테이블 위를 점령하며 장기 스테디셀러를 기록했습니다.</w:t>
+      </w:r>
+    </w:p>
+    <w:p>
+      <w:pPr>
+        <w:spacing w:line="324" w:lineRule="auto" w:after="80"/>
+      </w:pPr>
+      <w:r>
+        <w:rPr w:rFonts="맑은 고딕">
+          <w:rFonts w:ascii="맑은 고딕" w:hAnsi="맑은 고딕" w:eastAsia="맑은 고딕"/>
+          <w:b w:val="0"/>
+          <w:color w:val="6B7280"/>
+          <w:sz w:val="21"/>
+        </w:rPr>
+        <w:t xml:space="preserve">· </w:t>
+      </w:r>
+      <w:r>
+        <w:rPr w:rFonts="맑은 고딕">
+          <w:rFonts w:ascii="맑은 고딕" w:hAnsi="맑은 고딕" w:eastAsia="맑은 고딕"/>
+          <w:b/>
+          <w:color w:val="1F2937"/>
+          <w:sz w:val="21"/>
+        </w:rPr>
+        <w:t xml:space="preserve">각종 수상경력: </w:t>
+      </w:r>
+      <w:r>
+        <w:rPr w:rFonts="맑은 고딕">
+          <w:rFonts w:ascii="맑은 고딕" w:hAnsi="맑은 고딕" w:eastAsia="맑은 고딕"/>
+          <w:b w:val="0"/>
+          <w:sz w:val="21"/>
+        </w:rPr>
+        <w:t>앨범에 수록된 개별 명곡들은 빌보드(Billboard) 및 UK 싱글 차트 최상위권을 석권하고 그래미 어워드 노미네이트 및 수상을 통해 공인된 세기의 걸작들이며, 본 편집반은 그 시대의 정서적 정수를 가장 탁월한 구성미로 집대성했다는 비평적 상찬을 받았습니다.</w:t>
+      </w:r>
+    </w:p>
+    <w:p>
+      <w:pPr>
+        <w:spacing w:line="324" w:lineRule="auto" w:before="200" w:after="80"/>
+      </w:pPr>
+      <w:r>
+        <w:rPr w:rFonts="맑은 고딕">
+          <w:rFonts w:ascii="맑은 고딕" w:hAnsi="맑은 고딕" w:eastAsia="맑은 고딕"/>
+          <w:b/>
+          <w:color w:val="1E3A8A"/>
+          <w:sz w:val="24"/>
+        </w:rPr>
+        <w:t>2. 아티스트 정보</w:t>
+      </w:r>
+    </w:p>
+    <w:p>
+      <w:pPr>
+        <w:spacing w:line="324" w:lineRule="auto" w:after="80"/>
+      </w:pPr>
+      <w:r>
+        <w:rPr w:rFonts="맑은 고딕">
+          <w:rFonts w:ascii="맑은 고딕" w:hAnsi="맑은 고딕" w:eastAsia="맑은 고딕"/>
+          <w:b w:val="0"/>
+          <w:color w:val="6B7280"/>
+          <w:sz w:val="21"/>
+        </w:rPr>
+        <w:t xml:space="preserve">· </w:t>
+      </w:r>
+      <w:r>
+        <w:rPr w:rFonts="맑은 고딕">
+          <w:rFonts w:ascii="맑은 고딕" w:hAnsi="맑은 고딕" w:eastAsia="맑은 고딕"/>
+          <w:b/>
+          <w:color w:val="1F2937"/>
+          <w:sz w:val="21"/>
+        </w:rPr>
+        <w:t xml:space="preserve">국적: </w:t>
+      </w:r>
+      <w:r>
+        <w:rPr w:rFonts="맑은 고딕">
+          <w:rFonts w:ascii="맑은 고딕" w:hAnsi="맑은 고딕" w:eastAsia="맑은 고딕"/>
+          <w:b w:val="0"/>
+          <w:sz w:val="21"/>
+        </w:rPr>
+        <w:t>다국적 (미국, 영국, 유럽 등)</w:t>
+      </w:r>
+    </w:p>
+    <w:p>
+      <w:pPr>
+        <w:spacing w:line="324" w:lineRule="auto" w:after="80"/>
+      </w:pPr>
+      <w:r>
+        <w:rPr w:rFonts="맑은 고딕">
+          <w:rFonts w:ascii="맑은 고딕" w:hAnsi="맑은 고딕" w:eastAsia="맑은 고딕"/>
+          <w:b w:val="0"/>
+          <w:color w:val="6B7280"/>
+          <w:sz w:val="21"/>
+        </w:rPr>
+        <w:t xml:space="preserve">· </w:t>
+      </w:r>
+      <w:r>
+        <w:rPr w:rFonts="맑은 고딕">
+          <w:rFonts w:ascii="맑은 고딕" w:hAnsi="맑은 고딕" w:eastAsia="맑은 고딕"/>
+          <w:b/>
+          <w:color w:val="1F2937"/>
+          <w:sz w:val="21"/>
+        </w:rPr>
+        <w:t xml:space="preserve">생몰년도: </w:t>
+      </w:r>
+      <w:r>
+        <w:rPr w:rFonts="맑은 고딕">
+          <w:rFonts w:ascii="맑은 고딕" w:hAnsi="맑은 고딕" w:eastAsia="맑은 고딕"/>
+          <w:b w:val="0"/>
+          <w:sz w:val="21"/>
+        </w:rPr>
+        <w:t>1970년대 ~ 1980년대 활동</w:t>
+      </w:r>
+    </w:p>
+    <w:p>
+      <w:pPr>
+        <w:spacing w:line="324" w:lineRule="auto" w:after="80"/>
+      </w:pPr>
+      <w:r>
+        <w:rPr w:rFonts="맑은 고딕">
+          <w:rFonts w:ascii="맑은 고딕" w:hAnsi="맑은 고딕" w:eastAsia="맑은 고딕"/>
+          <w:b w:val="0"/>
+          <w:color w:val="6B7280"/>
+          <w:sz w:val="21"/>
+        </w:rPr>
+        <w:t xml:space="preserve">· </w:t>
+      </w:r>
+      <w:r>
+        <w:rPr w:rFonts="맑은 고딕">
+          <w:rFonts w:ascii="맑은 고딕" w:hAnsi="맑은 고딕" w:eastAsia="맑은 고딕"/>
+          <w:b/>
+          <w:color w:val="1F2937"/>
+          <w:sz w:val="21"/>
+        </w:rPr>
+        <w:t xml:space="preserve">그룹 소속: </w:t>
+      </w:r>
+      <w:r>
+        <w:rPr w:rFonts="맑은 고딕">
+          <w:rFonts w:ascii="맑은 고딕" w:hAnsi="맑은 고딕" w:eastAsia="맑은 고딕"/>
+          <w:b w:val="0"/>
+          <w:sz w:val="21"/>
+        </w:rPr>
+        <w:t>옴니버스 (Various Artists)</w:t>
+      </w:r>
+    </w:p>
+    <w:p>
+      <w:pPr>
+        <w:spacing w:line="324" w:lineRule="auto" w:after="80"/>
+      </w:pPr>
+      <w:r>
+        <w:rPr w:rFonts="맑은 고딕">
+          <w:rFonts w:ascii="맑은 고딕" w:hAnsi="맑은 고딕" w:eastAsia="맑은 고딕"/>
+          <w:b w:val="0"/>
+          <w:color w:val="6B7280"/>
+          <w:sz w:val="21"/>
+        </w:rPr>
+        <w:t xml:space="preserve">· </w:t>
+      </w:r>
+      <w:r>
+        <w:rPr w:rFonts="맑은 고딕">
+          <w:rFonts w:ascii="맑은 고딕" w:hAnsi="맑은 고딕" w:eastAsia="맑은 고딕"/>
+          <w:b/>
+          <w:color w:val="1F2937"/>
+          <w:sz w:val="21"/>
+        </w:rPr>
+        <w:t xml:space="preserve">아티스트 소개: </w:t>
+      </w:r>
+      <w:r>
+        <w:rPr w:rFonts="맑은 고딕">
+          <w:rFonts w:ascii="맑은 고딕" w:hAnsi="맑은 고딕" w:eastAsia="맑은 고딕"/>
+          <w:b w:val="0"/>
+          <w:sz w:val="21"/>
+        </w:rPr>
+        <w:t>팝 음악사에 불멸의 족적을 남긴 당대 최고의 보컬리스트들과 명연주자들이 한자리에 모여, 다채로운 음악적 어법과 독창적인 예술성을 펼쳐 보입니다. 싱어송라이터의 서정적인 포크, 가슴을 적시는 감미로운 팝 발라드, 리드미컬한 소울에 이르기까지 폭넓은 스펙트럼으로 20세기 후반 팝 음악의 황금기를 견인한 거장들의 예술혼이 빛납니다.</w:t>
+      </w:r>
+    </w:p>
+    <w:p>
+      <w:pPr>
+        <w:spacing w:line="324" w:lineRule="auto" w:before="200" w:after="80"/>
+      </w:pPr>
+      <w:r>
+        <w:rPr w:rFonts="맑은 고딕">
+          <w:rFonts w:ascii="맑은 고딕" w:hAnsi="맑은 고딕" w:eastAsia="맑은 고딕"/>
+          <w:b/>
+          <w:color w:val="1E3A8A"/>
+          <w:sz w:val="24"/>
+        </w:rPr>
+        <w:t>3. 음반 상세 분석</w:t>
+      </w:r>
+    </w:p>
+    <w:p>
+      <w:pPr>
+        <w:spacing w:line="324" w:lineRule="auto" w:after="80"/>
+      </w:pPr>
+      <w:r>
+        <w:rPr w:rFonts="맑은 고딕">
+          <w:rFonts w:ascii="맑은 고딕" w:hAnsi="맑은 고딕" w:eastAsia="맑은 고딕"/>
+          <w:b w:val="0"/>
+          <w:color w:val="6B7280"/>
+          <w:sz w:val="21"/>
+        </w:rPr>
+        <w:t xml:space="preserve">· </w:t>
+      </w:r>
+      <w:r>
+        <w:rPr w:rFonts="맑은 고딕">
+          <w:rFonts w:ascii="맑은 고딕" w:hAnsi="맑은 고딕" w:eastAsia="맑은 고딕"/>
+          <w:b/>
+          <w:color w:val="1F2937"/>
+          <w:sz w:val="21"/>
+        </w:rPr>
+        <w:t xml:space="preserve">역사적 위치: </w:t>
+      </w:r>
+      <w:r>
+        <w:rPr w:rFonts="맑은 고딕">
+          <w:rFonts w:ascii="맑은 고딕" w:hAnsi="맑은 고딕" w:eastAsia="맑은 고딕"/>
+          <w:b w:val="0"/>
+          <w:sz w:val="21"/>
+        </w:rPr>
+        <w:t>단순한 히트곡 모음집의 차원을 넘어, 해외 원판의 접근이 제한적이던 시대에 서구 대중음악의 가장 눈부신 순간들을 압축하여 한국 대중문화의 심미안과 감수성을 비약적으로 확장시킨 기념비적인 문화적 가교의 위치를 점합니다.</w:t>
+      </w:r>
+    </w:p>
+    <w:p>
+      <w:pPr>
+        <w:spacing w:line="324" w:lineRule="auto" w:after="80"/>
+      </w:pPr>
+      <w:r>
+        <w:rPr w:rFonts="맑은 고딕">
+          <w:rFonts w:ascii="맑은 고딕" w:hAnsi="맑은 고딕" w:eastAsia="맑은 고딕"/>
+          <w:b w:val="0"/>
+          <w:color w:val="6B7280"/>
+          <w:sz w:val="21"/>
+        </w:rPr>
+        <w:t xml:space="preserve">· </w:t>
+      </w:r>
+      <w:r>
+        <w:rPr w:rFonts="맑은 고딕">
+          <w:rFonts w:ascii="맑은 고딕" w:hAnsi="맑은 고딕" w:eastAsia="맑은 고딕"/>
+          <w:b/>
+          <w:color w:val="1F2937"/>
+          <w:sz w:val="21"/>
+        </w:rPr>
+        <w:t xml:space="preserve">시대의 흔적(스토리텔링): </w:t>
+      </w:r>
+      <w:r>
+        <w:rPr w:rFonts="맑은 고딕">
+          <w:rFonts w:ascii="맑은 고딕" w:hAnsi="맑은 고딕" w:eastAsia="맑은 고딕"/>
+          <w:b w:val="0"/>
+          <w:sz w:val="21"/>
+        </w:rPr>
+        <w:t>백열등 불빛 아래 은은한 커피 향이 감돌던 음악다방에서 디제이가 조심스레 바늘을 올리던 순간의 설렘, 그리고 카세트테이프에 녹음 버튼을 누르며 밤을 지새우던 청춘들의 풋풋한 꿈과 애수가 이 음반의 소릿골마다 오롯이 각인되어 있습니다.</w:t>
+      </w:r>
+    </w:p>
+    <w:p>
+      <w:pPr>
+        <w:spacing w:line="324" w:lineRule="auto" w:before="200" w:after="80"/>
+      </w:pPr>
+      <w:r>
+        <w:rPr w:rFonts="맑은 고딕">
+          <w:rFonts w:ascii="맑은 고딕" w:hAnsi="맑은 고딕" w:eastAsia="맑은 고딕"/>
+          <w:b/>
+          <w:color w:val="1E3A8A"/>
+          <w:sz w:val="24"/>
+        </w:rPr>
+        <w:t>4. 주요 수록곡 및 감상 제언</w:t>
+      </w:r>
+    </w:p>
+    <w:p>
+      <w:pPr>
+        <w:spacing w:line="324" w:lineRule="auto" w:after="80"/>
+      </w:pPr>
+      <w:r>
+        <w:rPr w:rFonts="맑은 고딕">
+          <w:rFonts w:ascii="맑은 고딕" w:hAnsi="맑은 고딕" w:eastAsia="맑은 고딕"/>
+          <w:b w:val="0"/>
+          <w:color w:val="6B7280"/>
+          <w:sz w:val="21"/>
+        </w:rPr>
+        <w:t xml:space="preserve">· </w:t>
+      </w:r>
+      <w:r>
+        <w:rPr w:rFonts="맑은 고딕">
+          <w:rFonts w:ascii="맑은 고딕" w:hAnsi="맑은 고딕" w:eastAsia="맑은 고딕"/>
+          <w:b/>
+          <w:color w:val="1F2937"/>
+          <w:sz w:val="21"/>
+        </w:rPr>
+        <w:t xml:space="preserve">주요 수록곡 특징: </w:t>
+      </w:r>
+      <w:r>
+        <w:rPr w:rFonts="맑은 고딕">
+          <w:rFonts w:ascii="맑은 고딕" w:hAnsi="맑은 고딕" w:eastAsia="맑은 고딕"/>
+          <w:b w:val="0"/>
+          <w:sz w:val="21"/>
+        </w:rPr>
+        <w:t>유려한 오케스트레이션과 감미로운 보컬이 조화를 이루는 스탠더드 팝 발라드부터 깊은 서정성을 지닌 어쿠스틱 넘버에 이르기까지, 각 수록곡은 시대와 세대를 초월하여 듣는 이의 마음을 어루만지는 숭고한 멜로디의 힘을 여실히 보여줍니다.</w:t>
+      </w:r>
+    </w:p>
+    <w:p>
+      <w:pPr>
+        <w:spacing w:line="324" w:lineRule="auto" w:after="80"/>
+      </w:pPr>
+      <w:r>
+        <w:rPr w:rFonts="맑은 고딕">
+          <w:rFonts w:ascii="맑은 고딕" w:hAnsi="맑은 고딕" w:eastAsia="맑은 고딕"/>
+          <w:b w:val="0"/>
+          <w:color w:val="6B7280"/>
+          <w:sz w:val="21"/>
+        </w:rPr>
+        <w:t xml:space="preserve">· </w:t>
+      </w:r>
+      <w:r>
+        <w:rPr w:rFonts="맑은 고딕">
+          <w:rFonts w:ascii="맑은 고딕" w:hAnsi="맑은 고딕" w:eastAsia="맑은 고딕"/>
+          <w:b/>
+          <w:color w:val="1F2937"/>
+          <w:sz w:val="21"/>
+        </w:rPr>
+        <w:t xml:space="preserve">빈티지 감상 제언: </w:t>
+      </w:r>
+      <w:r>
+        <w:rPr w:rFonts="맑은 고딕">
+          <w:rFonts w:ascii="맑은 고딕" w:hAnsi="맑은 고딕" w:eastAsia="맑은 고딕"/>
+          <w:b w:val="0"/>
+          <w:sz w:val="21"/>
+        </w:rPr>
+        <w:t>진공관 앰프의 부드럽고 따스한 배음과 턴테이블 팁이 회전하는 소릿골을 스치며 자아내는 은은한 아날로그의 숨결 속에서 감상할 것을 권합니다. 악기들의 인위적인 분리감보다는 중역대의 도톰한 질감과 보컬의 숨결이 하나의 공간에서 어우러질 때, 디지털 음원에서는 결코 맛볼 수 없는 깊은 공간감이 방 안을 가득 채웁니다.</w:t>
+      </w:r>
+    </w:p>
+    <w:p>
+      <w:pPr>
+        <w:spacing w:line="324" w:lineRule="auto" w:after="80"/>
+      </w:pPr>
+      <w:r>
+        <w:rPr w:rFonts="맑은 고딕">
+          <w:rFonts w:ascii="맑은 고딕" w:hAnsi="맑은 고딕" w:eastAsia="맑은 고딕"/>
+          <w:b w:val="0"/>
+          <w:color w:val="6B7280"/>
+          <w:sz w:val="21"/>
+        </w:rPr>
+        <w:t xml:space="preserve">· </w:t>
+      </w:r>
+      <w:r>
+        <w:rPr w:rFonts="맑은 고딕">
+          <w:rFonts w:ascii="맑은 고딕" w:hAnsi="맑은 고딕" w:eastAsia="맑은 고딕"/>
+          <w:b/>
+          <w:color w:val="1F2937"/>
+          <w:sz w:val="21"/>
+        </w:rPr>
+        <w:t xml:space="preserve">소장 가치: </w:t>
+      </w:r>
+      <w:r>
+        <w:rPr w:rFonts="맑은 고딕">
+          <w:rFonts w:ascii="맑은 고딕" w:hAnsi="맑은 고딕" w:eastAsia="맑은 고딕"/>
+          <w:b w:val="0"/>
+          <w:sz w:val="21"/>
+        </w:rPr>
+        <w:t>한 시대를 풍미한 불멸의 명곡들을 하나의 완성도 높은 서사로 감상할 수 있는 귀중한 아카이브이자, 당시의 독특한 프레싱 질감과 레트로한 커버 디자인을 그대로 간직하고 있어 아날로그의 황금기를 추억하는 정통 LP 컬렉터라면 반드시 곁에 두어야 할 소중한 명반입니다.</w:t>
+      </w:r>
+    </w:p>
+    <w:p>
+      <w:pPr>
+        <w:spacing w:line="324" w:lineRule="auto" w:after="120" w:before="160"/>
+      </w:pPr>
+      <w:r>
+        <w:rPr w:rFonts="맑은 고딕">
+          <w:rFonts w:ascii="맑은 고딕" w:hAnsi="맑은 고딕" w:eastAsia="맑은 고딕"/>
+          <w:b/>
+          <w:color w:val="4338CA"/>
+          <w:sz w:val="21"/>
+        </w:rPr>
+        <w:t>이 음반을 통해 소릿골 깊은 곳에서 피어오르는 아날로그 선율이 우리 청춘의 잊힌 기억을 따스하게 어루만져 주며 전해주는 감동을 다시 한번 경험해 보시는 것은 어떨까요?</w:t>
       </w:r>
     </w:p>
     <w:sectPr>
       <w:pgSz w:w="12240" w:h="15840"/>
-      <w:pgMar w:top="1440" w:right="1440" w:bottom="1440" w:left="1440" w:header="720" w:footer="720" w:gutter="0"/>
+      <w:pgMar w:top="1152" w:right="1296" w:bottom="1152" w:left="1296" w:header="720" w:footer="720" w:gutter="0"/>
       <w:cols w:space="720"/>
       <w:docGrid w:linePitch="360"/>
     </w:sectPr>

--- a/word_reports/LP_0017_위치_318_Various Artists_New Pops .docx
+++ b/word_reports/LP_0017_위치_318_Various Artists_New Pops .docx
@@ -32,7 +32,7 @@
     </w:p>
     <w:p>
       <w:pPr>
-        <w:spacing w:line="324" w:lineRule="auto" w:before="80" w:after="160"/>
+        <w:spacing w:line="324" w:lineRule="auto" w:before="80" w:after="120"/>
       </w:pPr>
       <w:r>
         <w:rPr w:rFonts="맑은 고딕">
@@ -42,13 +42,6 @@
           <w:sz w:val="22"/>
         </w:rPr>
         <w:t xml:space="preserve">[음반 소개] </w:t>
-      </w:r>
-      <w:r>
-        <w:rPr w:rFonts="맑은 고딕">
-          <w:rFonts w:ascii="맑은 고딕" w:hAnsi="맑은 고딕" w:eastAsia="맑은 고딕"/>
-          <w:b w:val="0"/>
-          <w:sz w:val="21"/>
-        </w:rPr>
       </w:r>
     </w:p>
     <w:p>
@@ -61,7 +54,33 @@
           <w:b w:val="0"/>
           <w:sz w:val="21"/>
         </w:rPr>
-        <w:t>한 시대를 풍미했던 팝 음악의 찬란한 숨결을 한 장의 바이닐에 오롯이 담아낸 이 음반은, 국경과 언어의 장벽을 넘어 아련한 향수와 낭만을 속삭이는 타임캡슐과도 같습니다. 당시 라디오 다이얼 너머로 아스라이 울려 퍼지던 세기의 멜로디들이 정교한 큐레이션을 거쳐 턴테이블 위에서 다시금 유려하게 피어납니다. 격변의 계절을 지나온 청춘들에게는 따스한 영혼의 쉼터였으며, 오늘날의 음악 애호가들에게는 아날로그 시대가 지닌 순수한 예술적 감흥을 되살려 주는 고귀한 기록 유산입니다.</w:t>
+        <w:t>음악이 물리적 실체로서 우리 곁에 머물던 시절, 바이닐 한 장에 담긴 선곡의 미학은 당대 청춘들의 가슴을 뒤흔드는 가장 찬란한 문화적 사건이었습니다. 1970~80년대 한국 음반 시장의 르네상스를 이끌었던 팝 컴필레이션 시리즈 중에서도 『New Pops Album Vol. 8』은 서구 대중음악의 황금기를 관통하던 매혹적인 멜로디와 서정성을 오롯이 압축해 낸 기념비적인 기획반입니다. 당시 해외 원판 수입이 제한적이던 시절, 엄선된 라이선스 트랙들로 채워진 이 음반은 단순한 히트곡의 모음집을 넘어, 이국적이고 세련된 음악적 풍경을 동경하던 이들에게 세상 밖으로 열린 거대한 예술적 창문이 되어 주었습니다.</w:t>
+      </w:r>
+    </w:p>
+    <w:p>
+      <w:pPr>
+        <w:spacing w:line="324" w:lineRule="auto" w:after="120"/>
+      </w:pPr>
+      <w:r>
+        <w:rPr w:rFonts="맑은 고딕">
+          <w:rFonts w:ascii="맑은 고딕" w:hAnsi="맑은 고딕" w:eastAsia="맑은 고딕"/>
+          <w:b w:val="0"/>
+          <w:sz w:val="21"/>
+        </w:rPr>
+        <w:t>본 음반에 수록된 곡들은 당대 빌보드 차트와 유럽 팝 씬을 찬란하게 수놓았던 거장들의 숨결을 품고 있습니다. 멜로디의 우아한 기품을 잃지 않는 소프트 록부터, 폐부를 찌르는 애절한 보컬의 팝 발라드, 그리고 아날로그 스튜디오 레코딩의 극치를 보여주는 유려한 편곡에 이르기까지 다채로운 장르적 스펙트럼이 정교하게 배치되어 있습니다. 각각의 트랙은 상업적 성공이라는 성과에 머무르지 않고, 사랑과 고독, 시대의 방황과 낭만을 노래하며 인간 보편의 정서를 어루만지는 숭고한 예술적 울림을 자아냅니다. 이것이야말로 찰나의 유행을 뛰어넘어 수십 년의 세월이 흐른 오늘날에도 이 음반이 빛을 발하는 본질적인 이유입니다.</w:t>
+      </w:r>
+    </w:p>
+    <w:p>
+      <w:pPr>
+        <w:spacing w:line="324" w:lineRule="auto" w:after="120"/>
+      </w:pPr>
+      <w:r>
+        <w:rPr w:rFonts="맑은 고딕">
+          <w:rFonts w:ascii="맑은 고딕" w:hAnsi="맑은 고딕" w:eastAsia="맑은 고딕"/>
+          <w:b w:val="0"/>
+          <w:sz w:val="21"/>
+        </w:rPr>
+        <w:t>검은 그루브 위로 턴테이블의 바늘이 내려앉는 순간 피어오르는 미세한 지직거림은, 밤하늘을 수놓았던 심야 라디오 방송의 시그널과 어두운 골목길 음악다방의 푸른 담배 연기를 환기합니다. 『New Pops Album Vol. 8』은 각기 다른 아티스트들의 독창적인 예술혼이 하나의 통일된 서사로 직조되어 흐르는 놀라운 응집력을 선사합니다. 디지털 음원에서는 결코 체감할 수 없는, 시간의 무게와 정서의 깊이가 아로새겨진 이 음반은 그 시절을 지나온 이들에게는 찬란했던 젊은 날의 초상이며, 오늘날의 애호가들에게는 팝 음악이 도달했던 가장 우아한 고전미의 정취를 되새기게 합니다.</w:t>
       </w:r>
     </w:p>
     <w:p>
@@ -168,7 +187,7 @@
           <w:b w:val="0"/>
           <w:sz w:val="21"/>
         </w:rPr>
-        <w:t>1970~80년대 한국 음악 시장의 찬란한 개화기 속에서 국내 유수의 라이선스 음반사를 통해 기획·발매된 전설적인 옴니버스 팝 시리즈로, 당시 세계 팝 음악계의 정상을 수놓던 명곡들을 엄선하여 국내 애호가들에게 소개하기 위해 정성스럽게 직조된 역사적 편집반입니다.</w:t>
+        <w:t>1970~80년대 대중음악의 황금기에 발매되어 국내외 팝 애호가들의 가교 역할을 담당한 정통 팝 옴니버스 명반</w:t>
       </w:r>
     </w:p>
     <w:p>
@@ -199,7 +218,7 @@
           <w:b w:val="0"/>
           <w:sz w:val="21"/>
         </w:rPr>
-        <w:t>발매 당시 레코드점 진열대의 가장 눈에 띄는 자리를 차지하며 대중적인 폭발적 인기를 누렸고, 심야 라디오 프로그램의 단골 신청곡들과 맞물려 수많은 가정과 음악다방의 턴테이블 위를 점령하며 장기 스테디셀러를 기록했습니다.</w:t>
+        <w:t>발매 당시 음악다방과 라디오 청취자들의 열렬한 지지 속에 스테디셀러로 군림하며 컴필레이션 LP 시장의 최전성기를 견인함</w:t>
       </w:r>
     </w:p>
     <w:p>
@@ -230,7 +249,7 @@
           <w:b w:val="0"/>
           <w:sz w:val="21"/>
         </w:rPr>
-        <w:t>앨범에 수록된 개별 명곡들은 빌보드(Billboard) 및 UK 싱글 차트 최상위권을 석권하고 그래미 어워드 노미네이트 및 수상을 통해 공인된 세기의 걸작들이며, 본 편집반은 그 시대의 정서적 정수를 가장 탁월한 구성미로 집대성했다는 비평적 상찬을 받았습니다.</w:t>
+        <w:t>그래미 어워드 수상자 및 빌보드 핫 100 정상을 석권한 아티스트들의 검증된 명곡들로 구성되어 사료적·비평적 권위를 인정받음</w:t>
       </w:r>
     </w:p>
     <w:p>
@@ -306,7 +325,7 @@
           <w:b w:val="0"/>
           <w:sz w:val="21"/>
         </w:rPr>
-        <w:t>1970년대 ~ 1980년대 활동</w:t>
+        <w:t>20세기 중·후반 팝 음악사 중심의 아티스트 연합</w:t>
       </w:r>
     </w:p>
     <w:p>
@@ -337,7 +356,7 @@
           <w:b w:val="0"/>
           <w:sz w:val="21"/>
         </w:rPr>
-        <w:t>옴니버스 (Various Artists)</w:t>
+        <w:t>솔로 보컬리스트, 싱어송라이터, 전설적 팝/록 밴드 연합</w:t>
       </w:r>
     </w:p>
     <w:p>
@@ -368,7 +387,7 @@
           <w:b w:val="0"/>
           <w:sz w:val="21"/>
         </w:rPr>
-        <w:t>팝 음악사에 불멸의 족적을 남긴 당대 최고의 보컬리스트들과 명연주자들이 한자리에 모여, 다채로운 음악적 어법과 독창적인 예술성을 펼쳐 보입니다. 싱어송라이터의 서정적인 포크, 가슴을 적시는 감미로운 팝 발라드, 리드미컬한 소울에 이르기까지 폭넓은 스펙트럼으로 20세기 후반 팝 음악의 황금기를 견인한 거장들의 예술혼이 빛납니다.</w:t>
+        <w:t>대중음악의 황금기를 개척하며 현대 팝의 문법과 사운드를 완성해 낸 거장들의 집합체입니다. 각기 독보적인 음색과 작곡 역량으로 시대를 풍미했던 아티스트들의 음악적 정수가 한 장의 앨범 안에서 찬란한 앙상블을 이룹니다.</w:t>
       </w:r>
     </w:p>
     <w:p>
@@ -413,7 +432,7 @@
           <w:b w:val="0"/>
           <w:sz w:val="21"/>
         </w:rPr>
-        <w:t>단순한 히트곡 모음집의 차원을 넘어, 해외 원판의 접근이 제한적이던 시대에 서구 대중음악의 가장 눈부신 순간들을 압축하여 한국 대중문화의 심미안과 감수성을 비약적으로 확장시킨 기념비적인 문화적 가교의 위치를 점합니다.</w:t>
+        <w:t>단편적인 히트곡의 집합을 넘어 당대 팝 씬의 유행과 정서적 지향점을 한눈에 조망할 수 있는 정교한 앤솔로지이자, 한국 대중음악 수용사에서 서구 팝의 정수를 체계적으로 향유하게 한 독보적 매개체입니다.</w:t>
       </w:r>
     </w:p>
     <w:p>
@@ -444,7 +463,7 @@
           <w:b w:val="0"/>
           <w:sz w:val="21"/>
         </w:rPr>
-        <w:t>백열등 불빛 아래 은은한 커피 향이 감돌던 음악다방에서 디제이가 조심스레 바늘을 올리던 순간의 설렘, 그리고 카세트테이프에 녹음 버튼을 누르며 밤을 지새우던 청춘들의 풋풋한 꿈과 애수가 이 음반의 소릿골마다 오롯이 각인되어 있습니다.</w:t>
+        <w:t>음악다방의 묵직한 스피커를 울리던 낭만, 카세트테이프에 라디오 음악을 녹음하며 뜬눈으로 밤을 지새우던 청춘들의 아련한 숨결과 순수한 열정이 LP의 소릿골마다 깊이 각인되어 있습니다.</w:t>
       </w:r>
     </w:p>
     <w:p>
@@ -489,7 +508,7 @@
           <w:b w:val="0"/>
           <w:sz w:val="21"/>
         </w:rPr>
-        <w:t>유려한 오케스트레이션과 감미로운 보컬이 조화를 이루는 스탠더드 팝 발라드부터 깊은 서정성을 지닌 어쿠스틱 넘버에 이르기까지, 각 수록곡은 시대와 세대를 초월하여 듣는 이의 마음을 어루만지는 숭고한 멜로디의 힘을 여실히 보여줍니다.</w:t>
+        <w:t>유려한 현악 오케스트레이션과 감미로운 멜로디가 돋보이는 어덜트 컨템포러리 발라드부터, 경쾌하면서도 우아한 리듬감이 살아 숨 쉬는 팝 트랙까지 다채로운 감정의 결을 서정적으로 들려줍니다.</w:t>
       </w:r>
     </w:p>
     <w:p>
@@ -520,7 +539,7 @@
           <w:b w:val="0"/>
           <w:sz w:val="21"/>
         </w:rPr>
-        <w:t>진공관 앰프의 부드럽고 따스한 배음과 턴테이블 팁이 회전하는 소릿골을 스치며 자아내는 은은한 아날로그의 숨결 속에서 감상할 것을 권합니다. 악기들의 인위적인 분리감보다는 중역대의 도톰한 질감과 보컬의 숨결이 하나의 공간에서 어우러질 때, 디지털 음원에서는 결코 맛볼 수 없는 깊은 공간감이 방 안을 가득 채웁니다.</w:t>
+        <w:t>진공관 앰프 특유의 포근한 배음과 아날로그 턴테이블 카트리지가 구현하는 따뜻한 중음역대에 집중해 보시길 권합니다. 보컬의 미세한 떨림과 어쿠스틱 악기들의 자연스러운 잔향이 리스닝 룸 전체를 밀도 있게 채워줄 것입니다.</w:t>
       </w:r>
     </w:p>
     <w:p>
@@ -551,7 +570,7 @@
           <w:b w:val="0"/>
           <w:sz w:val="21"/>
         </w:rPr>
-        <w:t>한 시대를 풍미한 불멸의 명곡들을 하나의 완성도 높은 서사로 감상할 수 있는 귀중한 아카이브이자, 당시의 독특한 프레싱 질감과 레트로한 커버 디자인을 그대로 간직하고 있어 아날로그의 황금기를 추억하는 정통 LP 컬렉터라면 반드시 곁에 두어야 할 소중한 명반입니다.</w:t>
+        <w:t>개별 앨범으로 일일이 찾아 듣기 힘든 당대 최고의 명곡들을 고순도 아날로그 사운드로 감상할 수 있는 컬렉션으로, 팝 애호가와 LP 수집가 모두에게 시대의 온기를 전하는 귀중한 아날로그 유산입니다.</w:t>
       </w:r>
     </w:p>
     <w:p>
@@ -565,7 +584,7 @@
           <w:color w:val="4338CA"/>
           <w:sz w:val="21"/>
         </w:rPr>
-        <w:t>이 음반을 통해 소릿골 깊은 곳에서 피어오르는 아날로그 선율이 우리 청춘의 잊힌 기억을 따스하게 어루만져 주며 전해주는 감동을 다시 한번 경험해 보시는 것은 어떨까요?</w:t>
+        <w:t>이 음반을 통해 아날로그 홈 깊숙이 새겨진 황금기 팝의 따스한 숨결과 세월을 건너 전해주는 감동을 다시 한번 경험해 보시는 것은 어떨까요?</w:t>
       </w:r>
     </w:p>
     <w:sectPr>
